--- a/docs/spec.docx
+++ b/docs/spec.docx
@@ -821,17 +821,7 @@
                 <w:sz w:val="24"/>
                 <w:szCs w:val="24"/>
               </w:rPr>
-              <w:t xml:space="preserve"> tile input</w:t>
-            </w:r>
-            <w:bookmarkStart w:id="0" w:name="_GoBack"/>
-            <w:bookmarkEnd w:id="0"/>
-            <w:r>
-              <w:rPr>
-                <w:rFonts w:ascii="Tahoma" w:eastAsia="Times New Roman" w:hAnsi="Tahoma" w:cs="Tahoma"/>
-                <w:sz w:val="24"/>
-                <w:szCs w:val="24"/>
-              </w:rPr>
-              <w:t xml:space="preserve">, weight, output </w:t>
+              <w:t xml:space="preserve"> tile input, weight, output </w:t>
             </w:r>
             <w:proofErr w:type="spellStart"/>
             <w:r>
@@ -3037,6 +3027,25 @@
     </w:p>
     <w:p>
       <w:pPr>
+        <w:rPr>
+          <w:rFonts w:ascii="Tahoma" w:hAnsi="Tahoma" w:cs="Tahoma"/>
+          <w:sz w:val="28"/>
+          <w:szCs w:val="28"/>
+          <w:lang w:val="vi-VN"/>
+        </w:rPr>
+      </w:pPr>
+      <w:r>
+        <w:rPr>
+          <w:rFonts w:ascii="Tahoma" w:hAnsi="Tahoma" w:cs="Tahoma"/>
+          <w:sz w:val="28"/>
+          <w:szCs w:val="28"/>
+          <w:lang w:val="vi-VN"/>
+        </w:rPr>
+        <w:br w:type="page"/>
+      </w:r>
+    </w:p>
+    <w:p>
+      <w:pPr>
         <w:jc w:val="both"/>
         <w:rPr>
           <w:rFonts w:ascii="Tahoma" w:hAnsi="Tahoma" w:cs="Tahoma"/>
@@ -3045,6 +3054,8 @@
           <w:lang w:val="vi-VN"/>
         </w:rPr>
       </w:pPr>
+      <w:bookmarkStart w:id="0" w:name="_GoBack"/>
+      <w:bookmarkEnd w:id="0"/>
     </w:p>
     <w:sectPr>
       <w:pgSz w:w="12240" w:h="15840"/>
